--- a/source/data/T1 Navigation change and implementations.docx
+++ b/source/data/T1 Navigation change and implementations.docx
@@ -52,7 +52,7 @@
           <w:ilvl w:val="1"/>
           <w:numId w:val="2"/>
         </w:numPr>
-        <w:ind w:left="1080"/>
+        <w:ind w:left="709"/>
       </w:pPr>
       <w:r>
         <w:t>The breadcrumbs change accordingly</w:t>
@@ -65,7 +65,7 @@
           <w:ilvl w:val="1"/>
           <w:numId w:val="2"/>
         </w:numPr>
-        <w:ind w:left="1080"/>
+        <w:ind w:left="709"/>
       </w:pPr>
       <w:r>
         <w:t>This may be</w:t>
@@ -87,7 +87,7 @@
           <w:ilvl w:val="1"/>
           <w:numId w:val="2"/>
         </w:numPr>
-        <w:ind w:left="1080"/>
+        <w:ind w:left="709"/>
       </w:pPr>
       <w:r>
         <w:t xml:space="preserve">Perhaps </w:t>
@@ -156,7 +156,7 @@
           <w:ilvl w:val="1"/>
           <w:numId w:val="2"/>
         </w:numPr>
-        <w:ind w:left="1080"/>
+        <w:ind w:left="709"/>
       </w:pPr>
       <w:hyperlink r:id="rId5" w:history="1">
         <w:r>
@@ -201,7 +201,7 @@
           <w:ilvl w:val="1"/>
           <w:numId w:val="2"/>
         </w:numPr>
-        <w:ind w:left="1080"/>
+        <w:ind w:left="709"/>
         <w:rPr>
           <w:lang w:val="fr-FR"/>
         </w:rPr>
@@ -318,7 +318,7 @@
           <w:ilvl w:val="1"/>
           <w:numId w:val="2"/>
         </w:numPr>
-        <w:ind w:left="1080"/>
+        <w:ind w:left="709"/>
       </w:pPr>
       <w:r>
         <w:t>T</w:t>
@@ -364,7 +364,17 @@
         <w:ind w:left="360"/>
       </w:pPr>
       <w:r>
-        <w:t>Links are updated on all tax package pages</w:t>
+        <w:t xml:space="preserve">Links are updated on all </w:t>
+      </w:r>
+      <w:r>
+        <w:rPr>
+          <w:b/>
+          <w:bCs/>
+        </w:rPr>
+        <w:t>tax package</w:t>
+      </w:r>
+      <w:r>
+        <w:t xml:space="preserve"> pages</w:t>
       </w:r>
       <w:r>
         <w:t>:</w:t>
@@ -377,7 +387,7 @@
           <w:ilvl w:val="1"/>
           <w:numId w:val="2"/>
         </w:numPr>
-        <w:ind w:left="1080"/>
+        <w:ind w:left="709"/>
       </w:pPr>
       <w:r>
         <w:t>The link is updated to the new location of the forms</w:t>
@@ -390,7 +400,7 @@
           <w:ilvl w:val="1"/>
           <w:numId w:val="2"/>
         </w:numPr>
-        <w:ind w:left="1080"/>
+        <w:ind w:left="709"/>
       </w:pPr>
       <w:r>
         <w:t>URL parameters</w:t>
@@ -402,7 +412,13 @@
         <w:t>anchors</w:t>
       </w:r>
       <w:r>
-        <w:t xml:space="preserve"> are added to the prior year links </w:t>
+        <w:t xml:space="preserve"> are added to </w:t>
+      </w:r>
+      <w:r>
+        <w:t>all</w:t>
+      </w:r>
+      <w:r>
+        <w:t xml:space="preserve"> prior year links </w:t>
       </w:r>
       <w:r>
         <w:t>to</w:t>
@@ -418,7 +434,7 @@
           <w:ilvl w:val="2"/>
           <w:numId w:val="3"/>
         </w:numPr>
-        <w:ind w:left="1800"/>
+        <w:ind w:left="1134"/>
       </w:pPr>
       <w:r>
         <w:t>J</w:t>
@@ -434,7 +450,7 @@
           <w:ilvl w:val="2"/>
           <w:numId w:val="3"/>
         </w:numPr>
-        <w:ind w:left="1800"/>
+        <w:ind w:left="1134"/>
       </w:pPr>
       <w:r>
         <w:t>Fi</w:t>
@@ -450,7 +466,7 @@
           <w:ilvl w:val="2"/>
           <w:numId w:val="3"/>
         </w:numPr>
-        <w:ind w:left="1800"/>
+        <w:ind w:left="1134"/>
       </w:pPr>
       <w:r>
         <w:t>C</w:t>
@@ -524,47 +540,6 @@
         <w:t>, or directly to a particular format.</w:t>
       </w:r>
     </w:p>
-    <w:p/>
-    <w:p>
-      <w:pPr>
-        <w:rPr>
-          <w:b/>
-          <w:bCs/>
-        </w:rPr>
-      </w:pPr>
-      <w:proofErr w:type="spellStart"/>
-      <w:r>
-        <w:rPr>
-          <w:b/>
-          <w:bCs/>
-        </w:rPr>
-        <w:t>Implementention</w:t>
-      </w:r>
-      <w:proofErr w:type="spellEnd"/>
-      <w:r>
-        <w:rPr>
-          <w:b/>
-          <w:bCs/>
-        </w:rPr>
-        <w:t xml:space="preserve"> plan (Mostly for </w:t>
-      </w:r>
-      <w:proofErr w:type="spellStart"/>
-      <w:r>
-        <w:rPr>
-          <w:b/>
-          <w:bCs/>
-        </w:rPr>
-        <w:t>WebDev</w:t>
-      </w:r>
-      <w:proofErr w:type="spellEnd"/>
-      <w:r>
-        <w:rPr>
-          <w:b/>
-          <w:bCs/>
-        </w:rPr>
-        <w:t>)</w:t>
-      </w:r>
-    </w:p>
     <w:p>
       <w:pPr>
         <w:pStyle w:val="ListParagraph"/>
@@ -575,7 +550,78 @@
         <w:ind w:left="360"/>
       </w:pPr>
       <w:r>
-        <w:t>The forms and guides table data JSON files are ready for 2025. I will drop them in the shared folder.</w:t>
+        <w:t xml:space="preserve">The </w:t>
+      </w:r>
+      <w:hyperlink r:id="rId7" w:history="1">
+        <w:r>
+          <w:rPr>
+            <w:rStyle w:val="Hyperlink"/>
+          </w:rPr>
+          <w:t>Previous-year versions</w:t>
+        </w:r>
+      </w:hyperlink>
+      <w:r>
+        <w:t xml:space="preserve"> link existing on some guides can be updated to point to the current year guide table.</w:t>
+      </w:r>
+    </w:p>
+    <w:p/>
+    <w:p>
+      <w:pPr>
+        <w:rPr>
+          <w:b/>
+          <w:bCs/>
+        </w:rPr>
+      </w:pPr>
+      <w:r>
+        <w:rPr>
+          <w:b/>
+          <w:bCs/>
+        </w:rPr>
+        <w:t>Implemen</w:t>
+      </w:r>
+      <w:r>
+        <w:rPr>
+          <w:b/>
+          <w:bCs/>
+        </w:rPr>
+        <w:t>ta</w:t>
+      </w:r>
+      <w:r>
+        <w:rPr>
+          <w:b/>
+          <w:bCs/>
+        </w:rPr>
+        <w:t>tion plan (</w:t>
+      </w:r>
+      <w:r>
+        <w:rPr>
+          <w:b/>
+          <w:bCs/>
+        </w:rPr>
+        <w:t>m</w:t>
+      </w:r>
+      <w:r>
+        <w:rPr>
+          <w:b/>
+          <w:bCs/>
+        </w:rPr>
+        <w:t xml:space="preserve">ostly for </w:t>
+      </w:r>
+      <w:proofErr w:type="spellStart"/>
+      <w:r>
+        <w:rPr>
+          <w:b/>
+          <w:bCs/>
+        </w:rPr>
+        <w:t>WebDev</w:t>
+      </w:r>
+      <w:proofErr w:type="spellEnd"/>
+      <w:r>
+        <w:rPr>
+          <w:b/>
+          <w:bCs/>
+        </w:rPr>
+        <w:t>)</w:t>
       </w:r>
     </w:p>
     <w:p>
@@ -585,6 +631,20 @@
           <w:ilvl w:val="0"/>
           <w:numId w:val="2"/>
         </w:numPr>
+        <w:ind w:left="360"/>
+      </w:pPr>
+      <w:r>
+        <w:t>The forms and guides table data JSON files are ready for 2025. I will drop them in the shared folder.</w:t>
+      </w:r>
+    </w:p>
+    <w:p>
+      <w:pPr>
+        <w:pStyle w:val="ListParagraph"/>
+        <w:numPr>
+          <w:ilvl w:val="1"/>
+          <w:numId w:val="2"/>
+        </w:numPr>
+        <w:ind w:left="709"/>
       </w:pPr>
       <w:r>
         <w:t>All T1 forms links will need to be updated to new locations. This may be huge. Perhaps this needs to be done as a separate project?</w:t>
